--- a/cortexskills/deliverables/CortexSkills_Installation_Guide_Customer_Docker_Linux.docx
+++ b/cortexskills/deliverables/CortexSkills_Installation_Guide_Customer_Docker_Linux.docx
@@ -225,7 +225,7 @@
             </w:rPr>
             <w:fldChar w:fldCharType="separate"/>
           </w:r>
-          <w:hyperlink w:anchor="__RefHeading___Toc645_2642403109">
+          <w:hyperlink w:anchor="__RefHeading___Toc645_4043655461">
             <w:r>
               <w:rPr>
                 <w:rStyle w:val="IndexLink"/>
@@ -245,7 +245,7 @@
             </w:tabs>
             <w:rPr/>
           </w:pPr>
-          <w:hyperlink w:anchor="__RefHeading___Toc647_2642403109">
+          <w:hyperlink w:anchor="__RefHeading___Toc647_4043655461">
             <w:r>
               <w:rPr>
                 <w:rStyle w:val="IndexLink"/>
@@ -265,7 +265,7 @@
             </w:tabs>
             <w:rPr/>
           </w:pPr>
-          <w:hyperlink w:anchor="__RefHeading___Toc649_2642403109">
+          <w:hyperlink w:anchor="__RefHeading___Toc649_4043655461">
             <w:r>
               <w:rPr>
                 <w:rStyle w:val="IndexLink"/>
@@ -285,7 +285,7 @@
             </w:tabs>
             <w:rPr/>
           </w:pPr>
-          <w:hyperlink w:anchor="__RefHeading___Toc651_2642403109">
+          <w:hyperlink w:anchor="__RefHeading___Toc651_4043655461">
             <w:r>
               <w:rPr>
                 <w:rStyle w:val="IndexLink"/>
@@ -305,7 +305,7 @@
             </w:tabs>
             <w:rPr/>
           </w:pPr>
-          <w:hyperlink w:anchor="__RefHeading___Toc653_2642403109">
+          <w:hyperlink w:anchor="__RefHeading___Toc653_4043655461">
             <w:r>
               <w:rPr>
                 <w:rStyle w:val="IndexLink"/>
@@ -325,7 +325,7 @@
             </w:tabs>
             <w:rPr/>
           </w:pPr>
-          <w:hyperlink w:anchor="__RefHeading___Toc655_2642403109">
+          <w:hyperlink w:anchor="__RefHeading___Toc655_4043655461">
             <w:r>
               <w:rPr>
                 <w:rStyle w:val="IndexLink"/>
@@ -345,7 +345,7 @@
             </w:tabs>
             <w:rPr/>
           </w:pPr>
-          <w:hyperlink w:anchor="__RefHeading___Toc657_2642403109">
+          <w:hyperlink w:anchor="__RefHeading___Toc657_4043655461">
             <w:r>
               <w:rPr>
                 <w:rStyle w:val="IndexLink"/>
@@ -365,7 +365,7 @@
             </w:tabs>
             <w:rPr/>
           </w:pPr>
-          <w:hyperlink w:anchor="__RefHeading___Toc659_2642403109">
+          <w:hyperlink w:anchor="__RefHeading___Toc659_4043655461">
             <w:r>
               <w:rPr>
                 <w:rStyle w:val="IndexLink"/>
@@ -385,7 +385,7 @@
             </w:tabs>
             <w:rPr/>
           </w:pPr>
-          <w:hyperlink w:anchor="__RefHeading___Toc661_2642403109">
+          <w:hyperlink w:anchor="__RefHeading___Toc661_4043655461">
             <w:r>
               <w:rPr>
                 <w:rStyle w:val="IndexLink"/>
@@ -405,7 +405,7 @@
             </w:tabs>
             <w:rPr/>
           </w:pPr>
-          <w:hyperlink w:anchor="__RefHeading___Toc663_2642403109">
+          <w:hyperlink w:anchor="__RefHeading___Toc663_4043655461">
             <w:r>
               <w:rPr>
                 <w:rStyle w:val="IndexLink"/>
@@ -425,7 +425,7 @@
             </w:tabs>
             <w:rPr/>
           </w:pPr>
-          <w:hyperlink w:anchor="__RefHeading___Toc665_2642403109">
+          <w:hyperlink w:anchor="__RefHeading___Toc665_4043655461">
             <w:r>
               <w:rPr>
                 <w:rStyle w:val="IndexLink"/>
@@ -445,7 +445,7 @@
             </w:tabs>
             <w:rPr/>
           </w:pPr>
-          <w:hyperlink w:anchor="__RefHeading___Toc667_2642403109">
+          <w:hyperlink w:anchor="__RefHeading___Toc667_4043655461">
             <w:r>
               <w:rPr>
                 <w:rStyle w:val="IndexLink"/>
@@ -465,7 +465,7 @@
             </w:tabs>
             <w:rPr/>
           </w:pPr>
-          <w:hyperlink w:anchor="__RefHeading___Toc669_2642403109">
+          <w:hyperlink w:anchor="__RefHeading___Toc669_4043655461">
             <w:r>
               <w:rPr>
                 <w:rStyle w:val="IndexLink"/>
@@ -485,7 +485,7 @@
             </w:tabs>
             <w:rPr/>
           </w:pPr>
-          <w:hyperlink w:anchor="__RefHeading___Toc671_2642403109">
+          <w:hyperlink w:anchor="__RefHeading___Toc671_4043655461">
             <w:r>
               <w:rPr>
                 <w:rStyle w:val="IndexLink"/>
@@ -505,7 +505,7 @@
             </w:tabs>
             <w:rPr/>
           </w:pPr>
-          <w:hyperlink w:anchor="__RefHeading___Toc673_2642403109">
+          <w:hyperlink w:anchor="__RefHeading___Toc673_4043655461">
             <w:r>
               <w:rPr>
                 <w:rStyle w:val="IndexLink"/>
@@ -525,7 +525,7 @@
             </w:tabs>
             <w:rPr/>
           </w:pPr>
-          <w:hyperlink w:anchor="__RefHeading___Toc675_2642403109">
+          <w:hyperlink w:anchor="__RefHeading___Toc675_4043655461">
             <w:r>
               <w:rPr>
                 <w:rStyle w:val="IndexLink"/>
@@ -545,7 +545,7 @@
             </w:tabs>
             <w:rPr/>
           </w:pPr>
-          <w:hyperlink w:anchor="__RefHeading___Toc677_2642403109">
+          <w:hyperlink w:anchor="__RefHeading___Toc677_4043655461">
             <w:r>
               <w:rPr>
                 <w:rStyle w:val="IndexLink"/>
@@ -565,7 +565,7 @@
             </w:tabs>
             <w:rPr/>
           </w:pPr>
-          <w:hyperlink w:anchor="__RefHeading___Toc679_2642403109">
+          <w:hyperlink w:anchor="__RefHeading___Toc679_4043655461">
             <w:r>
               <w:rPr>
                 <w:rStyle w:val="IndexLink"/>
@@ -585,7 +585,7 @@
             </w:tabs>
             <w:rPr/>
           </w:pPr>
-          <w:hyperlink w:anchor="__RefHeading___Toc681_2642403109">
+          <w:hyperlink w:anchor="__RefHeading___Toc681_4043655461">
             <w:r>
               <w:rPr>
                 <w:rStyle w:val="IndexLink"/>
@@ -605,7 +605,7 @@
             </w:tabs>
             <w:rPr/>
           </w:pPr>
-          <w:hyperlink w:anchor="__RefHeading___Toc683_2642403109">
+          <w:hyperlink w:anchor="__RefHeading___Toc683_4043655461">
             <w:r>
               <w:rPr>
                 <w:rStyle w:val="IndexLink"/>
@@ -625,7 +625,7 @@
             </w:tabs>
             <w:rPr/>
           </w:pPr>
-          <w:hyperlink w:anchor="__RefHeading___Toc685_2642403109">
+          <w:hyperlink w:anchor="__RefHeading___Toc685_4043655461">
             <w:r>
               <w:rPr>
                 <w:rStyle w:val="IndexLink"/>
@@ -645,7 +645,7 @@
             </w:tabs>
             <w:rPr/>
           </w:pPr>
-          <w:hyperlink w:anchor="__RefHeading___Toc687_2642403109">
+          <w:hyperlink w:anchor="__RefHeading___Toc687_4043655461">
             <w:r>
               <w:rPr>
                 <w:rStyle w:val="IndexLink"/>
@@ -665,7 +665,7 @@
             </w:tabs>
             <w:rPr/>
           </w:pPr>
-          <w:hyperlink w:anchor="__RefHeading___Toc689_2642403109">
+          <w:hyperlink w:anchor="__RefHeading___Toc689_4043655461">
             <w:r>
               <w:rPr>
                 <w:rStyle w:val="IndexLink"/>
@@ -685,7 +685,7 @@
             </w:tabs>
             <w:rPr/>
           </w:pPr>
-          <w:hyperlink w:anchor="__RefHeading___Toc691_2642403109">
+          <w:hyperlink w:anchor="__RefHeading___Toc691_4043655461">
             <w:r>
               <w:rPr>
                 <w:rStyle w:val="IndexLink"/>
@@ -705,7 +705,7 @@
             </w:tabs>
             <w:rPr/>
           </w:pPr>
-          <w:hyperlink w:anchor="__RefHeading___Toc693_2642403109">
+          <w:hyperlink w:anchor="__RefHeading___Toc693_4043655461">
             <w:r>
               <w:rPr>
                 <w:rStyle w:val="IndexLink"/>
@@ -725,7 +725,7 @@
             </w:tabs>
             <w:rPr/>
           </w:pPr>
-          <w:hyperlink w:anchor="__RefHeading___Toc695_2642403109">
+          <w:hyperlink w:anchor="__RefHeading___Toc695_4043655461">
             <w:r>
               <w:rPr>
                 <w:rStyle w:val="IndexLink"/>
@@ -745,7 +745,7 @@
             </w:tabs>
             <w:rPr/>
           </w:pPr>
-          <w:hyperlink w:anchor="__RefHeading___Toc697_2642403109">
+          <w:hyperlink w:anchor="__RefHeading___Toc697_4043655461">
             <w:r>
               <w:rPr>
                 <w:rStyle w:val="IndexLink"/>
@@ -765,7 +765,7 @@
             </w:tabs>
             <w:rPr/>
           </w:pPr>
-          <w:hyperlink w:anchor="__RefHeading___Toc699_2642403109">
+          <w:hyperlink w:anchor="__RefHeading___Toc699_4043655461">
             <w:r>
               <w:rPr>
                 <w:rStyle w:val="IndexLink"/>
@@ -809,7 +809,7 @@
         <w:spacing w:before="0" w:after="240"/>
         <w:rPr/>
       </w:pPr>
-      <w:bookmarkStart w:id="0" w:name="__RefHeading___Toc645_2642403109"/>
+      <w:bookmarkStart w:id="0" w:name="__RefHeading___Toc645_4043655461"/>
       <w:bookmarkEnd w:id="0"/>
       <w:r>
         <w:rPr>
@@ -1372,7 +1372,7 @@
       <w:r>
         <w:br w:type="page"/>
       </w:r>
-      <w:bookmarkStart w:id="1" w:name="__RefHeading___Toc647_2642403109"/>
+      <w:bookmarkStart w:id="1" w:name="__RefHeading___Toc647_4043655461"/>
       <w:bookmarkEnd w:id="1"/>
       <w:r>
         <w:rPr>
@@ -1393,7 +1393,7 @@
         <w:spacing w:before="320" w:after="120"/>
         <w:rPr/>
       </w:pPr>
-      <w:bookmarkStart w:id="2" w:name="__RefHeading___Toc649_2642403109"/>
+      <w:bookmarkStart w:id="2" w:name="__RefHeading___Toc649_4043655461"/>
       <w:bookmarkEnd w:id="2"/>
       <w:r>
         <w:rPr>
@@ -2004,7 +2004,7 @@
         <w:spacing w:before="320" w:after="120"/>
         <w:rPr/>
       </w:pPr>
-      <w:bookmarkStart w:id="3" w:name="__RefHeading___Toc651_2642403109"/>
+      <w:bookmarkStart w:id="3" w:name="__RefHeading___Toc651_4043655461"/>
       <w:bookmarkEnd w:id="3"/>
       <w:r>
         <w:rPr>
@@ -2369,7 +2369,7 @@
         <w:spacing w:before="320" w:after="120"/>
         <w:rPr/>
       </w:pPr>
-      <w:bookmarkStart w:id="4" w:name="__RefHeading___Toc653_2642403109"/>
+      <w:bookmarkStart w:id="4" w:name="__RefHeading___Toc653_4043655461"/>
       <w:bookmarkEnd w:id="4"/>
       <w:r>
         <w:rPr>
@@ -2739,7 +2739,7 @@
       <w:r>
         <w:br w:type="page"/>
       </w:r>
-      <w:bookmarkStart w:id="5" w:name="__RefHeading___Toc655_2642403109"/>
+      <w:bookmarkStart w:id="5" w:name="__RefHeading___Toc655_4043655461"/>
       <w:bookmarkEnd w:id="5"/>
       <w:r>
         <w:rPr>
@@ -2760,7 +2760,7 @@
         <w:spacing w:before="320" w:after="120"/>
         <w:rPr/>
       </w:pPr>
-      <w:bookmarkStart w:id="6" w:name="__RefHeading___Toc657_2642403109"/>
+      <w:bookmarkStart w:id="6" w:name="__RefHeading___Toc657_4043655461"/>
       <w:bookmarkEnd w:id="6"/>
       <w:r>
         <w:rPr>
@@ -2899,7 +2899,7 @@
         <w:spacing w:before="320" w:after="120"/>
         <w:rPr/>
       </w:pPr>
-      <w:bookmarkStart w:id="7" w:name="__RefHeading___Toc659_2642403109"/>
+      <w:bookmarkStart w:id="7" w:name="__RefHeading___Toc659_4043655461"/>
       <w:bookmarkEnd w:id="7"/>
       <w:r>
         <w:rPr>
@@ -3613,7 +3613,7 @@
       <w:r>
         <w:br w:type="page"/>
       </w:r>
-      <w:bookmarkStart w:id="8" w:name="__RefHeading___Toc661_2642403109"/>
+      <w:bookmarkStart w:id="8" w:name="__RefHeading___Toc661_4043655461"/>
       <w:bookmarkEnd w:id="8"/>
       <w:r>
         <w:rPr>
@@ -3634,7 +3634,7 @@
         <w:spacing w:before="320" w:after="120"/>
         <w:rPr/>
       </w:pPr>
-      <w:bookmarkStart w:id="9" w:name="__RefHeading___Toc663_2642403109"/>
+      <w:bookmarkStart w:id="9" w:name="__RefHeading___Toc663_4043655461"/>
       <w:bookmarkEnd w:id="9"/>
       <w:r>
         <w:rPr>
@@ -3718,7 +3718,7 @@
         <w:spacing w:before="320" w:after="120"/>
         <w:rPr/>
       </w:pPr>
-      <w:bookmarkStart w:id="10" w:name="__RefHeading___Toc665_2642403109"/>
+      <w:bookmarkStart w:id="10" w:name="__RefHeading___Toc665_4043655461"/>
       <w:bookmarkEnd w:id="10"/>
       <w:r>
         <w:rPr>
@@ -3799,7 +3799,7 @@
         <w:spacing w:before="0" w:after="240"/>
         <w:rPr/>
       </w:pPr>
-      <w:bookmarkStart w:id="11" w:name="__RefHeading___Toc667_2642403109"/>
+      <w:bookmarkStart w:id="11" w:name="__RefHeading___Toc667_4043655461"/>
       <w:bookmarkEnd w:id="11"/>
       <w:r>
         <w:rPr>
@@ -5027,7 +5027,7 @@
       <w:r>
         <w:br w:type="page"/>
       </w:r>
-      <w:bookmarkStart w:id="12" w:name="__RefHeading___Toc669_2642403109"/>
+      <w:bookmarkStart w:id="12" w:name="__RefHeading___Toc669_4043655461"/>
       <w:bookmarkEnd w:id="12"/>
       <w:r>
         <w:rPr>
@@ -5048,7 +5048,7 @@
         <w:spacing w:before="320" w:after="120"/>
         <w:rPr/>
       </w:pPr>
-      <w:bookmarkStart w:id="13" w:name="__RefHeading___Toc671_2642403109"/>
+      <w:bookmarkStart w:id="13" w:name="__RefHeading___Toc671_4043655461"/>
       <w:bookmarkEnd w:id="13"/>
       <w:r>
         <w:rPr>
@@ -5124,7 +5124,7 @@
         <w:spacing w:before="320" w:after="120"/>
         <w:rPr/>
       </w:pPr>
-      <w:bookmarkStart w:id="14" w:name="__RefHeading___Toc673_2642403109"/>
+      <w:bookmarkStart w:id="14" w:name="__RefHeading___Toc673_4043655461"/>
       <w:bookmarkEnd w:id="14"/>
       <w:r>
         <w:rPr>
@@ -5496,7 +5496,7 @@
         <w:spacing w:before="0" w:after="240"/>
         <w:rPr/>
       </w:pPr>
-      <w:bookmarkStart w:id="15" w:name="__RefHeading___Toc675_2642403109"/>
+      <w:bookmarkStart w:id="15" w:name="__RefHeading___Toc675_4043655461"/>
       <w:bookmarkEnd w:id="15"/>
       <w:r>
         <w:rPr>
@@ -5708,7 +5708,7 @@
         <w:spacing w:before="0" w:after="240"/>
         <w:rPr/>
       </w:pPr>
-      <w:bookmarkStart w:id="16" w:name="__RefHeading___Toc677_2642403109"/>
+      <w:bookmarkStart w:id="16" w:name="__RefHeading___Toc677_4043655461"/>
       <w:bookmarkEnd w:id="16"/>
       <w:r>
         <w:rPr>
@@ -6318,7 +6318,7 @@
         <w:spacing w:before="0" w:after="240"/>
         <w:rPr/>
       </w:pPr>
-      <w:bookmarkStart w:id="17" w:name="__RefHeading___Toc679_2642403109"/>
+      <w:bookmarkStart w:id="17" w:name="__RefHeading___Toc679_4043655461"/>
       <w:bookmarkEnd w:id="17"/>
       <w:r>
         <w:rPr>
@@ -6649,7 +6649,7 @@
         <w:spacing w:before="320" w:after="120"/>
         <w:rPr/>
       </w:pPr>
-      <w:bookmarkStart w:id="18" w:name="__RefHeading___Toc681_2642403109"/>
+      <w:bookmarkStart w:id="18" w:name="__RefHeading___Toc681_4043655461"/>
       <w:bookmarkEnd w:id="18"/>
       <w:r>
         <w:rPr>
@@ -6692,7 +6692,7 @@
         <w:spacing w:before="0" w:after="240"/>
         <w:rPr/>
       </w:pPr>
-      <w:bookmarkStart w:id="19" w:name="__RefHeading___Toc683_2642403109"/>
+      <w:bookmarkStart w:id="19" w:name="__RefHeading___Toc683_4043655461"/>
       <w:bookmarkEnd w:id="19"/>
       <w:r>
         <w:rPr>
@@ -6713,7 +6713,7 @@
         <w:spacing w:before="320" w:after="120"/>
         <w:rPr/>
       </w:pPr>
-      <w:bookmarkStart w:id="20" w:name="__RefHeading___Toc685_2642403109"/>
+      <w:bookmarkStart w:id="20" w:name="__RefHeading___Toc685_4043655461"/>
       <w:bookmarkEnd w:id="20"/>
       <w:r>
         <w:rPr>
@@ -7160,7 +7160,7 @@
         <w:spacing w:before="320" w:after="120"/>
         <w:rPr/>
       </w:pPr>
-      <w:bookmarkStart w:id="21" w:name="__RefHeading___Toc687_2642403109"/>
+      <w:bookmarkStart w:id="21" w:name="__RefHeading___Toc687_4043655461"/>
       <w:bookmarkEnd w:id="21"/>
       <w:r>
         <w:rPr>
@@ -7278,7 +7278,7 @@
         <w:spacing w:before="320" w:after="120"/>
         <w:rPr/>
       </w:pPr>
-      <w:bookmarkStart w:id="22" w:name="__RefHeading___Toc689_2642403109"/>
+      <w:bookmarkStart w:id="22" w:name="__RefHeading___Toc689_4043655461"/>
       <w:bookmarkEnd w:id="22"/>
       <w:r>
         <w:rPr>
@@ -7400,7 +7400,7 @@
         <w:spacing w:before="320" w:after="120"/>
         <w:rPr/>
       </w:pPr>
-      <w:bookmarkStart w:id="23" w:name="__RefHeading___Toc691_2642403109"/>
+      <w:bookmarkStart w:id="23" w:name="__RefHeading___Toc691_4043655461"/>
       <w:bookmarkEnd w:id="23"/>
       <w:r>
         <w:rPr>
@@ -7522,7 +7522,7 @@
         <w:spacing w:before="320" w:after="120"/>
         <w:rPr/>
       </w:pPr>
-      <w:bookmarkStart w:id="24" w:name="__RefHeading___Toc693_2642403109"/>
+      <w:bookmarkStart w:id="24" w:name="__RefHeading___Toc693_4043655461"/>
       <w:bookmarkEnd w:id="24"/>
       <w:r>
         <w:rPr>
@@ -7565,7 +7565,7 @@
         <w:spacing w:before="0" w:after="240"/>
         <w:rPr/>
       </w:pPr>
-      <w:bookmarkStart w:id="25" w:name="__RefHeading___Toc695_2642403109"/>
+      <w:bookmarkStart w:id="25" w:name="__RefHeading___Toc695_4043655461"/>
       <w:bookmarkEnd w:id="25"/>
       <w:r>
         <w:rPr>
@@ -7691,7 +7691,7 @@
         <w:spacing w:before="0" w:after="240"/>
         <w:rPr/>
       </w:pPr>
-      <w:bookmarkStart w:id="26" w:name="__RefHeading___Toc697_2642403109"/>
+      <w:bookmarkStart w:id="26" w:name="__RefHeading___Toc697_4043655461"/>
       <w:bookmarkEnd w:id="26"/>
       <w:r>
         <w:rPr>
@@ -8614,7 +8614,7 @@
       <w:r>
         <w:br w:type="page"/>
       </w:r>
-      <w:bookmarkStart w:id="27" w:name="__RefHeading___Toc699_2642403109"/>
+      <w:bookmarkStart w:id="27" w:name="__RefHeading___Toc699_4043655461"/>
       <w:bookmarkEnd w:id="27"/>
       <w:r>
         <w:rPr>
